--- a/V16_final_SCRIPT.docx
+++ b/V16_final_SCRIPT.docx
@@ -11,7 +11,7 @@
           <w:b/>
           <w:sz w:val="28"/>
         </w:rPr>
-        <w:t>NEUROCENTS · VIDEO 16 — BRIEF v3.1 + OUTLIER PLAYBOOK</w:t>
+        <w:t>NEUROCENTS · VIDEO 16 — CATALOG FORMAT</w:t>
       </w:r>
     </w:p>
     <w:p>
@@ -37,7 +37,7 @@
           <w:i/>
           <w:sz w:val="28"/>
         </w:rPr>
-        <w:t>7 Signs Your Brain Is Wired to Stay Broke (Count Yours)</w:t>
+        <w:t>Every Money Bias &amp; Its Effect Explained in 8 Minutes</w:t>
       </w:r>
     </w:p>
     <w:p>
@@ -49,7 +49,7 @@
           <w:color w:val="448844"/>
           <w:sz w:val="18"/>
         </w:rPr>
-        <w:t>Formato 3 Señales · Hook S6 · Micro-plantilla + frase lapidaria por señal · Contador acumulativo · Independencia total ✅</w:t>
+        <w:t>Formato 9 Catálogo (patrón 4.9M) · Cero hook — título es el contrato · Onset/Peak/Comedown por sesgo · 10 sesgos en escalada</w:t>
       </w:r>
     </w:p>
     <w:p/>
@@ -63,7 +63,7 @@
           <w:color w:val="B02A2A"/>
           <w:sz w:val="22"/>
         </w:rPr>
-        <w:t>— HOOK — PRIMEROS 5 SEGUNDOS —</w:t>
+        <w:t>— BIAS 1 — ANCHORING —</w:t>
       </w:r>
     </w:p>
     <w:p>
@@ -82,7 +82,7 @@
         <w:rPr>
           <w:sz w:val="22"/>
         </w:rPr>
-        <w:t>Do you open your banking app with one eye half-closed?</w:t>
+        <w:t>Anchoring. Anchoring is your brain's habit of trusting the first number it sees.</w:t>
       </w:r>
     </w:p>
     <w:p>
@@ -101,7 +101,7 @@
         <w:rPr>
           <w:sz w:val="22"/>
         </w:rPr>
-        <w:t>That little pause before the balance loads — that's not a quirk.</w:t>
+        <w:t>It's everywhere. Price tags, salaries, menus. The most consumed bias on Earth.</w:t>
       </w:r>
     </w:p>
     <w:p>
@@ -120,7 +120,7 @@
         <w:rPr>
           <w:sz w:val="22"/>
         </w:rPr>
-        <w:t>That's evidence.</w:t>
+        <w:t>You see a jacket: two hundred euros, crossed out. Now ninety.</w:t>
       </w:r>
     </w:p>
     <w:p>
@@ -139,7 +139,7 @@
         <w:rPr>
           <w:sz w:val="22"/>
         </w:rPr>
-        <w:t>Your brain runs a quiet program about money. It installed itself years ago. You never agreed to it.</w:t>
+        <w:t>The onset is instant. Ninety stops being a price — it becomes a bargain.</w:t>
       </w:r>
     </w:p>
     <w:p>
@@ -158,7 +158,7 @@
         <w:rPr>
           <w:sz w:val="22"/>
         </w:rPr>
-        <w:t>And like every program, it leaves fingerprints.</w:t>
+        <w:t>Your brain never asked if the jacket was worth ninety. It only compared it to two hundred.</w:t>
       </w:r>
     </w:p>
     <w:p>
@@ -177,7 +177,7 @@
         <w:rPr>
           <w:sz w:val="22"/>
         </w:rPr>
-        <w:t>Seven of them.</w:t>
+        <w:t>At the peak, the crossed-out number does all your thinking. The real question — 'do I even want this?' — never loads.</w:t>
       </w:r>
     </w:p>
     <w:p>
@@ -196,7 +196,7 @@
         <w:rPr>
           <w:sz w:val="22"/>
         </w:rPr>
-        <w:t>Most people carry at least three and have never noticed a single one.</w:t>
+        <w:t>The comedown arrives at home: a ninety-euro jacket you never planned to buy.</w:t>
       </w:r>
     </w:p>
     <w:p>
@@ -215,7 +215,7 @@
         <w:rPr>
           <w:sz w:val="22"/>
         </w:rPr>
-        <w:t>Today you're going to count yours.</w:t>
+        <w:t>Repeated daily, anchoring quietly decides what 'normal' costs — rent, phones, haircuts, everything.</w:t>
       </w:r>
     </w:p>
     <w:p>
@@ -234,7 +234,7 @@
         <w:rPr>
           <w:sz w:val="22"/>
         </w:rPr>
-        <w:t>Fair warning: number one is the reason the other six exist.</w:t>
+        <w:t>You never buy the thing. You buy the distance from the first number.</w:t>
       </w:r>
     </w:p>
     <w:p/>
@@ -248,7 +248,7 @@
           <w:color w:val="B02A2A"/>
           <w:sz w:val="22"/>
         </w:rPr>
-        <w:t>— SETUP — THE RULES —</w:t>
+        <w:t>— BIAS 2 — LOSS AVERSION —</w:t>
       </w:r>
     </w:p>
     <w:p>
@@ -267,7 +267,7 @@
         <w:rPr>
           <w:sz w:val="22"/>
         </w:rPr>
-        <w:t>The rules are simple. I describe the sign. You check if it's you. Keep count.</w:t>
+        <w:t>Loss Aversion. The oldest bias in the building.</w:t>
       </w:r>
     </w:p>
     <w:p>
@@ -286,7 +286,7 @@
         <w:rPr>
           <w:sz w:val="22"/>
         </w:rPr>
-        <w:t>No sign is a character flaw. A fingerprint isn't a crime — it's information.</w:t>
+        <w:t>Losing a hundred euros hurts about twice as much as winning a hundred feels good. That asymmetry runs your life.</w:t>
       </w:r>
     </w:p>
     <w:p>
@@ -305,7 +305,7 @@
         <w:rPr>
           <w:sz w:val="22"/>
         </w:rPr>
-        <w:t>Some of these are so small they look like personality.</w:t>
+        <w:t>The onset: you check a price, an account, an investment — and your chest tightens before your thoughts arrive.</w:t>
       </w:r>
     </w:p>
     <w:p>
@@ -324,21 +324,7 @@
         <w:rPr>
           <w:sz w:val="22"/>
         </w:rPr>
-        <w:t>That's exactly what makes them expensive. Start counting.</w:t>
-      </w:r>
-    </w:p>
-    <w:p/>
-    <w:p>
-      <w:pPr>
-        <w:spacing w:before="280" w:after="80"/>
-      </w:pPr>
-      <w:r>
-        <w:rPr>
-          <w:b/>
-          <w:color w:val="B02A2A"/>
-          <w:sz w:val="22"/>
-        </w:rPr>
-        <w:t>— SIGN 7 — THE ONE-EYE CHECK —</w:t>
+        <w:t>At the peak, you'll do irrational things to avoid a small loss — hold a bad investment, keep a broken subscription, stay in the wrong plan.</w:t>
       </w:r>
     </w:p>
     <w:p>
@@ -357,7 +343,7 @@
         <w:rPr>
           <w:sz w:val="22"/>
         </w:rPr>
-        <w:t>Sign number seven. The One-Eye Check.</w:t>
+        <w:t>Not to win. Just to not lose.</w:t>
       </w:r>
     </w:p>
     <w:p>
@@ -376,7 +362,7 @@
         <w:rPr>
           <w:sz w:val="22"/>
         </w:rPr>
-        <w:t>You know the gesture. Phone out. App open. And a half-second flinch before the number appears.</w:t>
+        <w:t>The comedown is invisible: all the better options you never took because they smelled like risk.</w:t>
       </w:r>
     </w:p>
     <w:p>
@@ -395,7 +381,7 @@
         <w:rPr>
           <w:sz w:val="22"/>
         </w:rPr>
-        <w:t>You're not checking your balance. You're bracing for it.</w:t>
+        <w:t>Long-term damage: a life optimized against losing is a life that never compounds.</w:t>
       </w:r>
     </w:p>
     <w:p>
@@ -414,7 +400,21 @@
         <w:rPr>
           <w:sz w:val="22"/>
         </w:rPr>
-        <w:t>A person who feels in control reads a number. A person who doesn't — prepares for impact.</w:t>
+        <w:t>Your brain doesn't protect your money. It protects the feeling of not losing it.</w:t>
+      </w:r>
+    </w:p>
+    <w:p/>
+    <w:p>
+      <w:pPr>
+        <w:spacing w:before="280" w:after="80"/>
+      </w:pPr>
+      <w:r>
+        <w:rPr>
+          <w:b/>
+          <w:color w:val="B02A2A"/>
+          <w:sz w:val="22"/>
+        </w:rPr>
+        <w:t>— BIAS 3 — MENTAL ACCOUNTING —</w:t>
       </w:r>
     </w:p>
     <w:p>
@@ -433,7 +433,7 @@
         <w:rPr>
           <w:sz w:val="22"/>
         </w:rPr>
-        <w:t>Somewhere along the way, your brain learned that this number brings pain.</w:t>
+        <w:t>Mental Accounting. Your brain runs separate wallets for the same money.</w:t>
       </w:r>
     </w:p>
     <w:p>
@@ -452,7 +452,7 @@
         <w:rPr>
           <w:sz w:val="22"/>
         </w:rPr>
-        <w:t>So now it treats your own bank account like an incoming punch.</w:t>
+        <w:t>Salary money is serious. Refund money is free. Birthday money is fun.</w:t>
       </w:r>
     </w:p>
     <w:p>
@@ -471,21 +471,7 @@
         <w:rPr>
           <w:sz w:val="22"/>
         </w:rPr>
-        <w:t>If you flinched this week: that's one.</w:t>
-      </w:r>
-    </w:p>
-    <w:p/>
-    <w:p>
-      <w:pPr>
-        <w:spacing w:before="280" w:after="80"/>
-      </w:pPr>
-      <w:r>
-        <w:rPr>
-          <w:b/>
-          <w:color w:val="B02A2A"/>
-          <w:sz w:val="22"/>
-        </w:rPr>
-        <w:t>— SIGN 6 — THE SALE MATH —</w:t>
+        <w:t>The onset: a hundred euros arrives outside your salary — and it lands in the 'doesn't count' wallet.</w:t>
       </w:r>
     </w:p>
     <w:p>
@@ -504,7 +490,7 @@
         <w:rPr>
           <w:sz w:val="22"/>
         </w:rPr>
-        <w:t>Sign number six. The Sale Math.</w:t>
+        <w:t>At the peak, you'll spend a tax refund in a weekend while agonizing over a forty-euro grocery bill.</w:t>
       </w:r>
     </w:p>
     <w:p>
@@ -523,7 +509,7 @@
         <w:rPr>
           <w:sz w:val="22"/>
         </w:rPr>
-        <w:t>'It was fifty percent off.' And your brain files it as money earned.</w:t>
+        <w:t>Same currency. Same account. Different rules.</w:t>
       </w:r>
     </w:p>
     <w:p>
@@ -542,7 +528,7 @@
         <w:rPr>
           <w:sz w:val="22"/>
         </w:rPr>
-        <w:t>You didn't save thirty euros. You spent seventy.</w:t>
+        <w:t>The comedown: at the end of the year, the 'free money' is gone and you can't name a single thing it built.</w:t>
       </w:r>
     </w:p>
     <w:p>
@@ -561,7 +547,21 @@
         <w:rPr>
           <w:sz w:val="22"/>
         </w:rPr>
-        <w:t>The discount isn't income. But it feels like income — and your brain banks the feeling.</w:t>
+        <w:t>Money doesn't come with labels. Your brain prints them.</w:t>
+      </w:r>
+    </w:p>
+    <w:p/>
+    <w:p>
+      <w:pPr>
+        <w:spacing w:before="280" w:after="80"/>
+      </w:pPr>
+      <w:r>
+        <w:rPr>
+          <w:b/>
+          <w:color w:val="B02A2A"/>
+          <w:sz w:val="22"/>
+        </w:rPr>
+        <w:t>— BIAS 4 — PRESENT BIAS —</w:t>
       </w:r>
     </w:p>
     <w:p>
@@ -580,7 +580,7 @@
         <w:rPr>
           <w:sz w:val="22"/>
         </w:rPr>
-        <w:t>That's why the word 'sale' makes you spend faster, not slower.</w:t>
+        <w:t>Present Bias. The dealer that always finds you.</w:t>
       </w:r>
     </w:p>
     <w:p>
@@ -599,7 +599,7 @@
         <w:rPr>
           <w:sz w:val="22"/>
         </w:rPr>
-        <w:t>Nobody ever got rich collecting discounts on things they didn't need.</w:t>
+        <w:t>To your brain, you-today is a real person. You-in-ten-years is a stranger in a stock photo.</w:t>
       </w:r>
     </w:p>
     <w:p>
@@ -618,21 +618,7 @@
         <w:rPr>
           <w:sz w:val="22"/>
         </w:rPr>
-        <w:t>If you've said 'but it was on offer' this month: that's two.</w:t>
-      </w:r>
-    </w:p>
-    <w:p/>
-    <w:p>
-      <w:pPr>
-        <w:spacing w:before="280" w:after="80"/>
-      </w:pPr>
-      <w:r>
-        <w:rPr>
-          <w:b/>
-          <w:color w:val="B02A2A"/>
-          <w:sz w:val="22"/>
-        </w:rPr>
-        <w:t>— SIGN 5 — THE ROUND-DOWN MEMORY —</w:t>
+        <w:t>The onset: 'I'll start saving next month.' It feels responsible. It's actually the high.</w:t>
       </w:r>
     </w:p>
     <w:p>
@@ -651,7 +637,7 @@
         <w:rPr>
           <w:sz w:val="22"/>
         </w:rPr>
-        <w:t>Sign number five. The Round-Down Memory.</w:t>
+        <w:t>At the peak, today's wants outvote tomorrow's needs every single time — dinner beats retirement, now beats later.</w:t>
       </w:r>
     </w:p>
     <w:p>
@@ -670,7 +656,7 @@
         <w:rPr>
           <w:sz w:val="22"/>
         </w:rPr>
-        <w:t>Someone asks what you spent last night. 'Twenty? Twenty-five?'</w:t>
+        <w:t>The comedown never comes today. That's the design. The bill is always addressed to the stranger.</w:t>
       </w:r>
     </w:p>
     <w:p>
@@ -689,7 +675,7 @@
         <w:rPr>
           <w:sz w:val="22"/>
         </w:rPr>
-        <w:t>It was thirty-eight.</w:t>
+        <w:t>Until one morning you're the stranger, opening the mail.</w:t>
       </w:r>
     </w:p>
     <w:p>
@@ -708,64 +694,7 @@
         <w:rPr>
           <w:sz w:val="22"/>
         </w:rPr>
-        <w:t>Your memory rounds your spending down with the confidence of a chief financial officer.</w:t>
-      </w:r>
-    </w:p>
-    <w:p>
-      <w:pPr>
-        <w:spacing w:before="20" w:after="20"/>
-      </w:pPr>
-      <w:r>
-        <w:rPr>
-          <w:b/>
-          <w:color w:val="888888"/>
-          <w:sz w:val="18"/>
-        </w:rPr>
-        <w:t xml:space="preserve">[32]  </w:t>
-      </w:r>
-      <w:r>
-        <w:rPr>
-          <w:sz w:val="22"/>
-        </w:rPr>
-        <w:t>Never up. Always down. One direction only.</w:t>
-      </w:r>
-    </w:p>
-    <w:p>
-      <w:pPr>
-        <w:spacing w:before="20" w:after="20"/>
-      </w:pPr>
-      <w:r>
-        <w:rPr>
-          <w:b/>
-          <w:color w:val="888888"/>
-          <w:sz w:val="18"/>
-        </w:rPr>
-        <w:t xml:space="preserve">[33]  </w:t>
-      </w:r>
-      <w:r>
-        <w:rPr>
-          <w:sz w:val="22"/>
-        </w:rPr>
-        <w:t>That's not bad memory. That's your brain protecting the story it tells about you.</w:t>
-      </w:r>
-    </w:p>
-    <w:p>
-      <w:pPr>
-        <w:spacing w:before="20" w:after="20"/>
-      </w:pPr>
-      <w:r>
-        <w:rPr>
-          <w:b/>
-          <w:color w:val="888888"/>
-          <w:sz w:val="18"/>
-        </w:rPr>
-        <w:t xml:space="preserve">[34]  </w:t>
-      </w:r>
-      <w:r>
-        <w:rPr>
-          <w:sz w:val="22"/>
-        </w:rPr>
-        <w:t>If your numbers always shrink in the retelling: that's three.</w:t>
+        <w:t>Present bias doesn't steal your money. It borrows it from someone you haven't met yet — you.</w:t>
       </w:r>
     </w:p>
     <w:p/>
@@ -792,13 +721,84 @@
           <w:color w:val="888888"/>
           <w:sz w:val="18"/>
         </w:rPr>
+        <w:t xml:space="preserve">[32]  </w:t>
+      </w:r>
+      <w:r>
+        <w:rPr>
+          <w:sz w:val="22"/>
+        </w:rPr>
+        <w:t>Four down, six to go. If your brain has already shown up twice in this catalog — subscribe.</w:t>
+      </w:r>
+    </w:p>
+    <w:p>
+      <w:pPr>
+        <w:spacing w:before="20" w:after="20"/>
+      </w:pPr>
+      <w:r>
+        <w:rPr>
+          <w:b/>
+          <w:color w:val="888888"/>
+          <w:sz w:val="18"/>
+        </w:rPr>
+        <w:t xml:space="preserve">[33]  </w:t>
+      </w:r>
+      <w:r>
+        <w:rPr>
+          <w:sz w:val="22"/>
+        </w:rPr>
+        <w:t>We name one of these programs every week. Free, painless, and mildly uncomfortable in the good way.</w:t>
+      </w:r>
+    </w:p>
+    <w:p/>
+    <w:p>
+      <w:pPr>
+        <w:spacing w:before="280" w:after="80"/>
+      </w:pPr>
+      <w:r>
+        <w:rPr>
+          <w:b/>
+          <w:color w:val="B02A2A"/>
+          <w:sz w:val="22"/>
+        </w:rPr>
+        <w:t>— BIAS 5 — HERD INSTINCT —</w:t>
+      </w:r>
+    </w:p>
+    <w:p>
+      <w:pPr>
+        <w:spacing w:before="20" w:after="20"/>
+      </w:pPr>
+      <w:r>
+        <w:rPr>
+          <w:b/>
+          <w:color w:val="888888"/>
+          <w:sz w:val="18"/>
+        </w:rPr>
+        <w:t xml:space="preserve">[34]  </w:t>
+      </w:r>
+      <w:r>
+        <w:rPr>
+          <w:sz w:val="22"/>
+        </w:rPr>
+        <w:t>Herd Instinct. Social proof. The party drug.</w:t>
+      </w:r>
+    </w:p>
+    <w:p>
+      <w:pPr>
+        <w:spacing w:before="20" w:after="20"/>
+      </w:pPr>
+      <w:r>
+        <w:rPr>
+          <w:b/>
+          <w:color w:val="888888"/>
+          <w:sz w:val="18"/>
+        </w:rPr>
         <w:t xml:space="preserve">[35]  </w:t>
       </w:r>
       <w:r>
         <w:rPr>
           <w:sz w:val="22"/>
         </w:rPr>
-        <w:t>Quick pause. If you've already counted two or more — subscribe.</w:t>
+        <w:t>Your brain outsources decisions to the crowd — if everyone's buying, it must be safe.</w:t>
       </w:r>
     </w:p>
     <w:p>
@@ -817,21 +817,7 @@
         <w:rPr>
           <w:sz w:val="22"/>
         </w:rPr>
-        <w:t>We put a name on one of these programs every week. Named programs lose their grip. It's free, and it works better than guilt.</w:t>
-      </w:r>
-    </w:p>
-    <w:p/>
-    <w:p>
-      <w:pPr>
-        <w:spacing w:before="280" w:after="80"/>
-      </w:pPr>
-      <w:r>
-        <w:rPr>
-          <w:b/>
-          <w:color w:val="B02A2A"/>
-          <w:sz w:val="22"/>
-        </w:rPr>
-        <w:t>— SIGN 4 — THE CHECKOUT SACRIFICE —</w:t>
+        <w:t>The onset feels like belonging: everyone has the phone, the trip, the coin, the sneakers.</w:t>
       </w:r>
     </w:p>
     <w:p>
@@ -850,7 +836,7 @@
         <w:rPr>
           <w:sz w:val="22"/>
         </w:rPr>
-        <w:t>Sign number four. The Checkout Sacrifice.</w:t>
+        <w:t>At the peak, 'everyone's doing it' overrides every number you know. FOMO isn't fear of missing the thing — it's fear of standing outside the group.</w:t>
       </w:r>
     </w:p>
     <w:p>
@@ -869,7 +855,7 @@
         <w:rPr>
           <w:sz w:val="22"/>
         </w:rPr>
-        <w:t>You're at the supermarket. The total feels high.</w:t>
+        <w:t>The comedown hits when the crowd moves on and you're still holding the receipt.</w:t>
       </w:r>
     </w:p>
     <w:p>
@@ -888,7 +874,7 @@
         <w:rPr>
           <w:sz w:val="22"/>
         </w:rPr>
-        <w:t>So you take something out of the cart.</w:t>
+        <w:t>The crowd got the memories. You got the credit card statement.</w:t>
       </w:r>
     </w:p>
     <w:p>
@@ -907,7 +893,21 @@
         <w:rPr>
           <w:sz w:val="22"/>
         </w:rPr>
-        <w:t>The two-euro chocolate. Back on the shelf. Ritual complete.</w:t>
+        <w:t>Herds are great protection against lions. There are no lions at the mall.</w:t>
+      </w:r>
+    </w:p>
+    <w:p/>
+    <w:p>
+      <w:pPr>
+        <w:spacing w:before="280" w:after="80"/>
+      </w:pPr>
+      <w:r>
+        <w:rPr>
+          <w:b/>
+          <w:color w:val="B02A2A"/>
+          <w:sz w:val="22"/>
+        </w:rPr>
+        <w:t>— BIAS 6 — LIFESTYLE INFLATION —</w:t>
       </w:r>
     </w:p>
     <w:p>
@@ -926,7 +926,7 @@
         <w:rPr>
           <w:sz w:val="22"/>
         </w:rPr>
-        <w:t>The sixty euros of everything else? Stays.</w:t>
+        <w:t>Lifestyle Inflation. The tolerance effect.</w:t>
       </w:r>
     </w:p>
     <w:p>
@@ -945,7 +945,7 @@
         <w:rPr>
           <w:sz w:val="22"/>
         </w:rPr>
-        <w:t>You didn't cut the cost. You bought the feeling of cutting it.</w:t>
+        <w:t>Every raise feels enormous for exactly one month.</w:t>
       </w:r>
     </w:p>
     <w:p>
@@ -964,7 +964,7 @@
         <w:rPr>
           <w:sz w:val="22"/>
         </w:rPr>
-        <w:t>Your brain doesn't want a cheaper cart. It wants permission for the cart.</w:t>
+        <w:t>The onset: more money arrives, and 'needs' quietly upgrade themselves to match. Better coffee. Better car. Better everything.</w:t>
       </w:r>
     </w:p>
     <w:p>
@@ -983,21 +983,7 @@
         <w:rPr>
           <w:sz w:val="22"/>
         </w:rPr>
-        <w:t>If you've sacrificed the chocolate to bless the basket: that's four.</w:t>
-      </w:r>
-    </w:p>
-    <w:p/>
-    <w:p>
-      <w:pPr>
-        <w:spacing w:before="280" w:after="80"/>
-      </w:pPr>
-      <w:r>
-        <w:rPr>
-          <w:b/>
-          <w:color w:val="B02A2A"/>
-          <w:sz w:val="22"/>
-        </w:rPr>
-        <w:t>— MID REFRAME —</w:t>
+        <w:t>At the peak, you're earning double what you did five years ago — and saving exactly the same: nothing.</w:t>
       </w:r>
     </w:p>
     <w:p>
@@ -1016,7 +1002,7 @@
         <w:rPr>
           <w:sz w:val="22"/>
         </w:rPr>
-        <w:t>Now — if you're at three or four and feeling attacked: hold on.</w:t>
+        <w:t>That's tolerance. The dose went up. The effect didn't.</w:t>
       </w:r>
     </w:p>
     <w:p>
@@ -1035,7 +1021,7 @@
         <w:rPr>
           <w:sz w:val="22"/>
         </w:rPr>
-        <w:t>Recognizing these signs this fast means something most people miss.</w:t>
+        <w:t>The comedown is the trap itself: there is no comedown. It just becomes your baseline. Forever.</w:t>
       </w:r>
     </w:p>
     <w:p>
@@ -1054,7 +1040,21 @@
         <w:rPr>
           <w:sz w:val="22"/>
         </w:rPr>
-        <w:t>You can't recognize a pattern you've never observed. You've been watching. Most people never watch.</w:t>
+        <w:t>A raise doesn't make you richer. It makes your old life unaffordable.</w:t>
+      </w:r>
+    </w:p>
+    <w:p/>
+    <w:p>
+      <w:pPr>
+        <w:spacing w:before="280" w:after="80"/>
+      </w:pPr>
+      <w:r>
+        <w:rPr>
+          <w:b/>
+          <w:color w:val="B02A2A"/>
+          <w:sz w:val="22"/>
+        </w:rPr>
+        <w:t>— BIAS 7 — SUNK COST —</w:t>
       </w:r>
     </w:p>
     <w:p>
@@ -1073,21 +1073,7 @@
         <w:rPr>
           <w:sz w:val="22"/>
         </w:rPr>
-        <w:t>The count isn't your sentence. It's your map. Keep going — the last three run deeper.</w:t>
-      </w:r>
-    </w:p>
-    <w:p/>
-    <w:p>
-      <w:pPr>
-        <w:spacing w:before="280" w:after="80"/>
-      </w:pPr>
-      <w:r>
-        <w:rPr>
-          <w:b/>
-          <w:color w:val="B02A2A"/>
-          <w:sz w:val="22"/>
-        </w:rPr>
-        <w:t>— SIGN 3 — THE COUNTDOWN CLOCK —</w:t>
+        <w:t>Sunk Cost. The loyalty program of bad decisions.</w:t>
       </w:r>
     </w:p>
     <w:p>
@@ -1106,7 +1092,7 @@
         <w:rPr>
           <w:sz w:val="22"/>
         </w:rPr>
-        <w:t>Sign number three. The Countdown Clock.</w:t>
+        <w:t>You keep paying for the gym you don't attend, the course you don't finish, the project that died last year.</w:t>
       </w:r>
     </w:p>
     <w:p>
@@ -1125,7 +1111,7 @@
         <w:rPr>
           <w:sz w:val="22"/>
         </w:rPr>
-        <w:t>You know exactly how many days until payday. Right now. Without checking.</w:t>
+        <w:t>The onset is a sentence: 'But I've already put so much into it.'</w:t>
       </w:r>
     </w:p>
     <w:p>
@@ -1144,7 +1130,7 @@
         <w:rPr>
           <w:sz w:val="22"/>
         </w:rPr>
-        <w:t>But last year's total spending? Not even a guess.</w:t>
+        <w:t>At the peak, the past runs your future — you throw good money after bad, because quitting would make the loss real.</w:t>
       </w:r>
     </w:p>
     <w:p>
@@ -1163,7 +1149,7 @@
         <w:rPr>
           <w:sz w:val="22"/>
         </w:rPr>
-        <w:t>Your brain measures money in 'days I can survive' — never in years.</w:t>
+        <w:t>Here's what your brain hides from you: the money is already gone. It left when you spent it.</w:t>
       </w:r>
     </w:p>
     <w:p>
@@ -1182,7 +1168,7 @@
         <w:rPr>
           <w:sz w:val="22"/>
         </w:rPr>
-        <w:t>Survival math is short math. Wealth math is long math.</w:t>
+        <w:t>The comedown lasts years: every month you stay is another payment on a decision you already know was wrong.</w:t>
       </w:r>
     </w:p>
     <w:p>
@@ -1201,7 +1187,21 @@
         <w:rPr>
           <w:sz w:val="22"/>
         </w:rPr>
-        <w:t>The horizon of your money thoughts quietly predicts where you'll be in ten years.</w:t>
+        <w:t>You're not protecting your investment. You're buying tickets to watch it sink.</w:t>
+      </w:r>
+    </w:p>
+    <w:p/>
+    <w:p>
+      <w:pPr>
+        <w:spacing w:before="280" w:after="80"/>
+      </w:pPr>
+      <w:r>
+        <w:rPr>
+          <w:b/>
+          <w:color w:val="B02A2A"/>
+          <w:sz w:val="22"/>
+        </w:rPr>
+        <w:t>— BIAS 8 — THE OPTIMISM LOOP —</w:t>
       </w:r>
     </w:p>
     <w:p>
@@ -1220,21 +1220,7 @@
         <w:rPr>
           <w:sz w:val="22"/>
         </w:rPr>
-        <w:t>If your money clock only counts down to Friday: that's five.</w:t>
-      </w:r>
-    </w:p>
-    <w:p/>
-    <w:p>
-      <w:pPr>
-        <w:spacing w:before="280" w:after="80"/>
-      </w:pPr>
-      <w:r>
-        <w:rPr>
-          <w:b/>
-          <w:color w:val="B02A2A"/>
-          <w:sz w:val="22"/>
-        </w:rPr>
-        <w:t>— SIGN 2 — THE 'WHEN' PLAN —</w:t>
+        <w:t>The Optimism Loop. Planning fallacy, if you want the lab name.</w:t>
       </w:r>
     </w:p>
     <w:p>
@@ -1253,7 +1239,7 @@
         <w:rPr>
           <w:sz w:val="22"/>
         </w:rPr>
-        <w:t>Sign number two. The 'When' Plan.</w:t>
+        <w:t>Next month, you'll spend less. Next month has been coming for nine years.</w:t>
       </w:r>
     </w:p>
     <w:p>
@@ -1272,7 +1258,7 @@
         <w:rPr>
           <w:sz w:val="22"/>
         </w:rPr>
-        <w:t>'When they raise my salary.' 'When things calm down.' 'When this year is over.'</w:t>
+        <w:t>The onset: every budget you make stars a fictional character — a disciplined, unhurried you with no birthdays, no emergencies, no Fridays.</w:t>
       </w:r>
     </w:p>
     <w:p>
@@ -1291,7 +1277,7 @@
         <w:rPr>
           <w:sz w:val="22"/>
         </w:rPr>
-        <w:t>Every money plan you have starts with a word you don't control.</w:t>
+        <w:t>At the peak, you plan for the best month you've ever had — every month.</w:t>
       </w:r>
     </w:p>
     <w:p>
@@ -1310,7 +1296,7 @@
         <w:rPr>
           <w:sz w:val="22"/>
         </w:rPr>
-        <w:t>'When' feels like a plan. It's a waiting room.</w:t>
+        <w:t>The comedown arrives on day twenty-something, with a calendar full of exceptions that were 'one-time things.' All twelve months have one-time things.</w:t>
       </w:r>
     </w:p>
     <w:p>
@@ -1329,7 +1315,21 @@
         <w:rPr>
           <w:sz w:val="22"/>
         </w:rPr>
-        <w:t>And your brain loves waiting rooms — because waiting costs nothing today.</w:t>
+        <w:t>Optimism is a great life partner and a terrible accountant.</w:t>
+      </w:r>
+    </w:p>
+    <w:p/>
+    <w:p>
+      <w:pPr>
+        <w:spacing w:before="280" w:after="80"/>
+      </w:pPr>
+      <w:r>
+        <w:rPr>
+          <w:b/>
+          <w:color w:val="B02A2A"/>
+          <w:sz w:val="22"/>
+        </w:rPr>
+        <w:t>— BIAS 9 — DEFAULT BIAS —</w:t>
       </w:r>
     </w:p>
     <w:p>
@@ -1348,7 +1348,7 @@
         <w:rPr>
           <w:sz w:val="22"/>
         </w:rPr>
-        <w:t>The people who get out never found a better 'when.' They found a smaller 'now.'</w:t>
+        <w:t>Default Bias. The silent subscription.</w:t>
       </w:r>
     </w:p>
     <w:p>
@@ -1367,21 +1367,7 @@
         <w:rPr>
           <w:sz w:val="22"/>
         </w:rPr>
-        <w:t>If your money plan lives in someone else's calendar: that's six.</w:t>
-      </w:r>
-    </w:p>
-    <w:p/>
-    <w:p>
-      <w:pPr>
-        <w:spacing w:before="280" w:after="80"/>
-      </w:pPr>
-      <w:r>
-        <w:rPr>
-          <w:b/>
-          <w:color w:val="B02A2A"/>
-          <w:sz w:val="22"/>
-        </w:rPr>
-        <w:t>— SIGN 1 — THE CEILING —</w:t>
+        <w:t>Whatever is already happening keeps happening — not because it's good, but because changing it requires a decision.</w:t>
       </w:r>
     </w:p>
     <w:p>
@@ -1400,7 +1386,7 @@
         <w:rPr>
           <w:sz w:val="22"/>
         </w:rPr>
-        <w:t>Sign number one. The Ceiling.</w:t>
+        <w:t>The onset is nothing. That's its trick. The same bank since you were eighteen. The same tariff. The same insurance, renewing itself in the dark.</w:t>
       </w:r>
     </w:p>
     <w:p>
@@ -1419,7 +1405,7 @@
         <w:rPr>
           <w:sz w:val="22"/>
         </w:rPr>
-        <w:t>Try something. Right now. Picture yourself wealthy. Actually wealthy.</w:t>
+        <w:t>At the peak, entire industries price your inertia into their business model — the loyalty penalty has a name because it's that reliable.</w:t>
       </w:r>
     </w:p>
     <w:p>
@@ -1438,7 +1424,7 @@
         <w:rPr>
           <w:sz w:val="22"/>
         </w:rPr>
-        <w:t>Not the car. Not the beach. Just you — with money, at peace.</w:t>
+        <w:t>The comedown is spread so thin you never feel it: thirty euros here, sixty there, every month, for decades.</w:t>
       </w:r>
     </w:p>
     <w:p>
@@ -1457,7 +1443,21 @@
         <w:rPr>
           <w:sz w:val="22"/>
         </w:rPr>
-        <w:t>Did something push back?</w:t>
+        <w:t>The most expensive decisions of your life are the ones you never made.</w:t>
+      </w:r>
+    </w:p>
+    <w:p/>
+    <w:p>
+      <w:pPr>
+        <w:spacing w:before="280" w:after="80"/>
+      </w:pPr>
+      <w:r>
+        <w:rPr>
+          <w:b/>
+          <w:color w:val="B02A2A"/>
+          <w:sz w:val="22"/>
+        </w:rPr>
+        <w:t>— BIAS 10 — SCARCITY MINDSET —</w:t>
       </w:r>
     </w:p>
     <w:p>
@@ -1476,7 +1476,7 @@
         <w:rPr>
           <w:sz w:val="22"/>
         </w:rPr>
-        <w:t>A small voice. 'That's not for people like us.'</w:t>
+        <w:t>Scarcity Mindset. The heavy one.</w:t>
       </w:r>
     </w:p>
     <w:p>
@@ -1495,7 +1495,7 @@
         <w:rPr>
           <w:sz w:val="22"/>
         </w:rPr>
-        <w:t>That voice has an accent. It sounds like your childhood kitchen.</w:t>
+        <w:t>When money has been tight long enough, scarcity stops being a situation and becomes an operating system.</w:t>
       </w:r>
     </w:p>
     <w:p>
@@ -1514,7 +1514,7 @@
         <w:rPr>
           <w:sz w:val="22"/>
         </w:rPr>
-        <w:t>Somewhere before you turned twelve, you learned how much money 'people like you' are allowed to have.</w:t>
+        <w:t>The onset: money worries start taxing your attention — rent math running in the background of every conversation.</w:t>
       </w:r>
     </w:p>
     <w:p>
@@ -1533,7 +1533,7 @@
         <w:rPr>
           <w:sz w:val="22"/>
         </w:rPr>
-        <w:t>It's not that you can't picture being rich. It's that the picture feels like someone else's photo.</w:t>
+        <w:t>Researchers measured it: active financial scarcity can consume more cognitive capacity than a full night without sleep.</w:t>
       </w:r>
     </w:p>
     <w:p>
@@ -1552,21 +1552,7 @@
         <w:rPr>
           <w:sz w:val="22"/>
         </w:rPr>
-        <w:t>If the picture pushed back: that's seven. And that one is the parent of the other six.</w:t>
-      </w:r>
-    </w:p>
-    <w:p/>
-    <w:p>
-      <w:pPr>
-        <w:spacing w:before="280" w:after="80"/>
-      </w:pPr>
-      <w:r>
-        <w:rPr>
-          <w:b/>
-          <w:color w:val="B02A2A"/>
-          <w:sz w:val="22"/>
-        </w:rPr>
-        <w:t>— THE COUNT —</w:t>
+        <w:t>At the peak, the tunnel closes in. Today's fire is all there is. Long-term thinking isn't a choice you're refusing — it's a luxury the tunnel doesn't stock.</w:t>
       </w:r>
     </w:p>
     <w:p>
@@ -1585,7 +1571,7 @@
         <w:rPr>
           <w:sz w:val="22"/>
         </w:rPr>
-        <w:t>So. What's your number?</w:t>
+        <w:t>And the cruelest part: the tunnel makes the exact decisions that keep you in the tunnel.</w:t>
       </w:r>
     </w:p>
     <w:p>
@@ -1604,7 +1590,7 @@
         <w:rPr>
           <w:sz w:val="22"/>
         </w:rPr>
-        <w:t>Zero to two: you have habits. Everyone does.</w:t>
+        <w:t>The comedown isn't even yours. It's inherited — scarcity teaches children what money feels like before they ever earn any.</w:t>
       </w:r>
     </w:p>
     <w:p>
@@ -1623,7 +1609,21 @@
         <w:rPr>
           <w:sz w:val="22"/>
         </w:rPr>
-        <w:t>Three to five: you have a program. It's been running for years, and it thinks it's protecting you.</w:t>
+        <w:t>Poverty isn't just a number in an account. It's a full-time job your brain works for free.</w:t>
+      </w:r>
+    </w:p>
+    <w:p/>
+    <w:p>
+      <w:pPr>
+        <w:spacing w:before="280" w:after="80"/>
+      </w:pPr>
+      <w:r>
+        <w:rPr>
+          <w:b/>
+          <w:color w:val="B02A2A"/>
+          <w:sz w:val="22"/>
+        </w:rPr>
+        <w:t>— CLOSE — THE CATALOG —</w:t>
       </w:r>
     </w:p>
     <w:p>
@@ -1642,7 +1642,7 @@
         <w:rPr>
           <w:sz w:val="22"/>
         </w:rPr>
-        <w:t>Six or seven: your money life has been on autopilot since childhood — and today might be the first time you've met the pilot.</w:t>
+        <w:t>Ten programs. One brain. Yours came pre-installed with all of them.</w:t>
       </w:r>
     </w:p>
     <w:p>
@@ -1661,7 +1661,7 @@
         <w:rPr>
           <w:sz w:val="22"/>
         </w:rPr>
-        <w:t>Whatever you counted — put the number in the comments. Watch how many people share your exact fingerprints.</w:t>
+        <w:t>You can't uninstall a bias. Nobody can.</w:t>
       </w:r>
     </w:p>
     <w:p>
@@ -1680,21 +1680,7 @@
         <w:rPr>
           <w:sz w:val="22"/>
         </w:rPr>
-        <w:t>Now — before your brain deletes this entire video, we need to talk about what it's doing right now.</w:t>
-      </w:r>
-    </w:p>
-    <w:p/>
-    <w:p>
-      <w:pPr>
-        <w:spacing w:before="280" w:after="80"/>
-      </w:pPr>
-      <w:r>
-        <w:rPr>
-          <w:b/>
-          <w:color w:val="B02A2A"/>
-          <w:sz w:val="22"/>
-        </w:rPr>
-        <w:t>— THE DELETE ATTEMPT —</w:t>
+        <w:t>But a named program never runs quietly again — from now on, when one fires, some part of you will be watching.</w:t>
       </w:r>
     </w:p>
     <w:p>
@@ -1713,7 +1699,7 @@
         <w:rPr>
           <w:sz w:val="22"/>
         </w:rPr>
-        <w:t>There's a thought forming in your head at this exact moment.</w:t>
+        <w:t>That part is new. It didn't exist eight minutes ago.</w:t>
       </w:r>
     </w:p>
     <w:p>
@@ -1732,230 +1718,7 @@
         <w:rPr>
           <w:sz w:val="22"/>
         </w:rPr>
-        <w:t>'Interesting video.' That's the thought. Calm. Friendly. Final.</w:t>
-      </w:r>
-    </w:p>
-    <w:p>
-      <w:pPr>
-        <w:spacing w:before="20" w:after="20"/>
-      </w:pPr>
-      <w:r>
-        <w:rPr>
-          <w:b/>
-          <w:color w:val="888888"/>
-          <w:sz w:val="18"/>
-        </w:rPr>
-        <w:t xml:space="preserve">[80]  </w:t>
-      </w:r>
-      <w:r>
-        <w:rPr>
-          <w:sz w:val="22"/>
-        </w:rPr>
-        <w:t>'Interesting' is where your brain sends threats to be forgotten.</w:t>
-      </w:r>
-    </w:p>
-    <w:p>
-      <w:pPr>
-        <w:spacing w:before="20" w:after="20"/>
-      </w:pPr>
-      <w:r>
-        <w:rPr>
-          <w:b/>
-          <w:color w:val="888888"/>
-          <w:sz w:val="18"/>
-        </w:rPr>
-        <w:t xml:space="preserve">[81]  </w:t>
-      </w:r>
-      <w:r>
-        <w:rPr>
-          <w:sz w:val="22"/>
-        </w:rPr>
-        <w:t>A video that names your programs is a threat to your programs.</w:t>
-      </w:r>
-    </w:p>
-    <w:p>
-      <w:pPr>
-        <w:spacing w:before="20" w:after="20"/>
-      </w:pPr>
-      <w:r>
-        <w:rPr>
-          <w:b/>
-          <w:color w:val="888888"/>
-          <w:sz w:val="18"/>
-        </w:rPr>
-        <w:t xml:space="preserve">[82]  </w:t>
-      </w:r>
-      <w:r>
-        <w:rPr>
-          <w:sz w:val="22"/>
-        </w:rPr>
-        <w:t>So it stamps this one 'interesting' — and schedules the forgetting for tonight.</w:t>
-      </w:r>
-    </w:p>
-    <w:p/>
-    <w:p>
-      <w:pPr>
-        <w:spacing w:before="280" w:after="80"/>
-      </w:pPr>
-      <w:r>
-        <w:rPr>
-          <w:b/>
-          <w:color w:val="B02A2A"/>
-          <w:sz w:val="22"/>
-        </w:rPr>
-        <w:t>— CLOSE — THE CATCH —</w:t>
-      </w:r>
-    </w:p>
-    <w:p>
-      <w:pPr>
-        <w:spacing w:before="20" w:after="20"/>
-      </w:pPr>
-      <w:r>
-        <w:rPr>
-          <w:b/>
-          <w:color w:val="888888"/>
-          <w:sz w:val="18"/>
-        </w:rPr>
-        <w:t xml:space="preserve">[83]  </w:t>
-      </w:r>
-      <w:r>
-        <w:rPr>
-          <w:sz w:val="22"/>
-        </w:rPr>
-        <w:t>Here's what survives the forgetting: one number. Yours.</w:t>
-      </w:r>
-    </w:p>
-    <w:p>
-      <w:pPr>
-        <w:spacing w:before="20" w:after="20"/>
-      </w:pPr>
-      <w:r>
-        <w:rPr>
-          <w:b/>
-          <w:color w:val="888888"/>
-          <w:sz w:val="18"/>
-        </w:rPr>
-        <w:t xml:space="preserve">[84]  </w:t>
-      </w:r>
-      <w:r>
-        <w:rPr>
-          <w:sz w:val="22"/>
-        </w:rPr>
-        <w:t>You can't uncount it. Tomorrow — at the checkout, at the app, at the word 'sale' — you'll catch yourself mid-sign.</w:t>
-      </w:r>
-    </w:p>
-    <w:p>
-      <w:pPr>
-        <w:spacing w:before="20" w:after="20"/>
-      </w:pPr>
-      <w:r>
-        <w:rPr>
-          <w:b/>
-          <w:color w:val="888888"/>
-          <w:sz w:val="18"/>
-        </w:rPr>
-        <w:t xml:space="preserve">[85]  </w:t>
-      </w:r>
-      <w:r>
-        <w:rPr>
-          <w:sz w:val="22"/>
-        </w:rPr>
-        <w:t>That catch — that half-second of watching it happen — is the only place money habits have ever actually changed.</w:t>
-      </w:r>
-    </w:p>
-    <w:p>
-      <w:pPr>
-        <w:spacing w:before="20" w:after="20"/>
-      </w:pPr>
-      <w:r>
-        <w:rPr>
-          <w:b/>
-          <w:color w:val="888888"/>
-          <w:sz w:val="18"/>
-        </w:rPr>
-        <w:t xml:space="preserve">[86]  </w:t>
-      </w:r>
-      <w:r>
-        <w:rPr>
-          <w:sz w:val="22"/>
-        </w:rPr>
-        <w:t>Not in budgets. Not in resolutions. In the catch.</w:t>
-      </w:r>
-    </w:p>
-    <w:p>
-      <w:pPr>
-        <w:spacing w:before="20" w:after="20"/>
-      </w:pPr>
-      <w:r>
-        <w:rPr>
-          <w:b/>
-          <w:color w:val="888888"/>
-          <w:sz w:val="18"/>
-        </w:rPr>
-        <w:t xml:space="preserve">[87]  </w:t>
-      </w:r>
-      <w:r>
-        <w:rPr>
-          <w:sz w:val="22"/>
-        </w:rPr>
-        <w:t>One warning: when you catch yourself, don't punish yourself.</w:t>
-      </w:r>
-    </w:p>
-    <w:p>
-      <w:pPr>
-        <w:spacing w:before="20" w:after="20"/>
-      </w:pPr>
-      <w:r>
-        <w:rPr>
-          <w:b/>
-          <w:color w:val="888888"/>
-          <w:sz w:val="18"/>
-        </w:rPr>
-        <w:t xml:space="preserve">[88]  </w:t>
-      </w:r>
-      <w:r>
-        <w:rPr>
-          <w:sz w:val="22"/>
-        </w:rPr>
-        <w:t>Shame is what these programs eat. Curiosity is what starves them.</w:t>
-      </w:r>
-    </w:p>
-    <w:p>
-      <w:pPr>
-        <w:spacing w:before="20" w:after="20"/>
-      </w:pPr>
-      <w:r>
-        <w:rPr>
-          <w:b/>
-          <w:color w:val="888888"/>
-          <w:sz w:val="18"/>
-        </w:rPr>
-        <w:t xml:space="preserve">[89]  </w:t>
-      </w:r>
-      <w:r>
-        <w:rPr>
-          <w:sz w:val="22"/>
-        </w:rPr>
-        <w:t>Seven signs. One count. And a brain that now knows it's being watched.</w:t>
-      </w:r>
-    </w:p>
-    <w:p>
-      <w:pPr>
-        <w:spacing w:before="20" w:after="20"/>
-      </w:pPr>
-      <w:r>
-        <w:rPr>
-          <w:b/>
-          <w:color w:val="888888"/>
-          <w:sz w:val="18"/>
-        </w:rPr>
-        <w:t xml:space="preserve">[90]  </w:t>
-      </w:r>
-      <w:r>
-        <w:rPr>
-          <w:sz w:val="22"/>
-        </w:rPr>
-        <w:t>That's not a small thing. That's the whole beginning.</w:t>
+        <w:t>Send this catalog to the friend who's deep in sunk cost right now. They'll know exactly which one they're on.</w:t>
       </w:r>
     </w:p>
     <w:p/>
@@ -1982,13 +1745,13 @@
           <w:color w:val="888888"/>
           <w:sz w:val="18"/>
         </w:rPr>
-        <w:t xml:space="preserve">[91]  </w:t>
+        <w:t xml:space="preserve">[80]  </w:t>
       </w:r>
       <w:r>
         <w:rPr>
           <w:sz w:val="22"/>
         </w:rPr>
-        <w:t>And if someone you know does sign number four every single week — send them this. These programs end when they get seen.</w:t>
+        <w:t>Next week: two people. Same salary. Same city. At forty-five, one of them stops needing to work.</w:t>
       </w:r>
     </w:p>
     <w:p>
@@ -2001,70 +1764,13 @@
           <w:color w:val="888888"/>
           <w:sz w:val="18"/>
         </w:rPr>
-        <w:t xml:space="preserve">[92]  </w:t>
+        <w:t xml:space="preserve">[81]  </w:t>
       </w:r>
       <w:r>
         <w:rPr>
           <w:sz w:val="22"/>
         </w:rPr>
-        <w:t>Next week: two people. Same salary. Same rent. Same city.</w:t>
-      </w:r>
-    </w:p>
-    <w:p>
-      <w:pPr>
-        <w:spacing w:before="20" w:after="20"/>
-      </w:pPr>
-      <w:r>
-        <w:rPr>
-          <w:b/>
-          <w:color w:val="888888"/>
-          <w:sz w:val="18"/>
-        </w:rPr>
-        <w:t xml:space="preserve">[93]  </w:t>
-      </w:r>
-      <w:r>
-        <w:rPr>
-          <w:sz w:val="22"/>
-        </w:rPr>
-        <w:t>At forty-five, one of them stops needing to work. The other never does.</w:t>
-      </w:r>
-    </w:p>
-    <w:p>
-      <w:pPr>
-        <w:spacing w:before="20" w:after="20"/>
-      </w:pPr>
-      <w:r>
-        <w:rPr>
-          <w:b/>
-          <w:color w:val="888888"/>
-          <w:sz w:val="18"/>
-        </w:rPr>
-        <w:t xml:space="preserve">[94]  </w:t>
-      </w:r>
-      <w:r>
-        <w:rPr>
-          <w:sz w:val="22"/>
-        </w:rPr>
-        <w:t>The difference fits on a napkin. And nobody teaches it.</w:t>
-      </w:r>
-    </w:p>
-    <w:p>
-      <w:pPr>
-        <w:spacing w:before="20" w:after="20"/>
-      </w:pPr>
-      <w:r>
-        <w:rPr>
-          <w:b/>
-          <w:color w:val="888888"/>
-          <w:sz w:val="18"/>
-        </w:rPr>
-        <w:t xml:space="preserve">[95]  </w:t>
-      </w:r>
-      <w:r>
-        <w:rPr>
-          <w:sz w:val="22"/>
-        </w:rPr>
-        <w:t>See you Thursday.</w:t>
+        <w:t>The difference fits on a napkin. See you Thursday.</w:t>
       </w:r>
     </w:p>
     <w:p/>
@@ -2077,7 +1783,7 @@
           <w:color w:val="666666"/>
           <w:sz w:val="18"/>
         </w:rPr>
-        <w:t>TOTAL: 95 beats · ~1071 words · ~8 min</w:t>
+        <w:t>TOTAL: 81 beats · ~1210 words · ~9 min</w:t>
       </w:r>
     </w:p>
     <w:sectPr>
